--- a/Documents/majorproject_paper.docx
+++ b/Documents/majorproject_paper.docx
@@ -143,6 +143,7 @@
                 <w:sz w:val="16"/>
               </w:rPr>
             </w:pPr>
+            <w:proofErr w:type="spellStart"/>
             <w:r>
               <w:rPr>
                 <w:spacing w:val="-2"/>
@@ -150,6 +151,7 @@
               </w:rPr>
               <w:t>Vadaparthy</w:t>
             </w:r>
+            <w:proofErr w:type="spellEnd"/>
             <w:r>
               <w:rPr>
                 <w:spacing w:val="-7"/>
@@ -644,12 +646,14 @@
                 <w:sz w:val="16"/>
               </w:rPr>
             </w:pPr>
+            <w:proofErr w:type="spellStart"/>
             <w:r>
               <w:rPr>
                 <w:sz w:val="16"/>
               </w:rPr>
               <w:t>Gadivenuka</w:t>
             </w:r>
+            <w:proofErr w:type="spellEnd"/>
             <w:r>
               <w:rPr>
                 <w:spacing w:val="-10"/>
@@ -3686,7 +3690,23 @@
           <w:sz w:val="24"/>
           <w:szCs w:val="24"/>
         </w:rPr>
-        <w:t xml:space="preserve">Numerical features were then normalized using StandardScaler after missing values were taken care of. The feature scaling is used to convert the data to a similar range and distribution of all the features. The reason why this step is significant is that most machine </w:t>
+        <w:t xml:space="preserve">Numerical features were then normalized using </w:t>
+      </w:r>
+      <w:proofErr w:type="spellStart"/>
+      <w:r>
+        <w:rPr>
+          <w:sz w:val="24"/>
+          <w:szCs w:val="24"/>
+        </w:rPr>
+        <w:t>StandardScaler</w:t>
+      </w:r>
+      <w:proofErr w:type="spellEnd"/>
+      <w:r>
+        <w:rPr>
+          <w:sz w:val="24"/>
+          <w:szCs w:val="24"/>
+        </w:rPr>
+        <w:t xml:space="preserve"> after missing values were taken care of. The feature scaling is used to convert the data to a similar range and distribution of all the features. The reason why this step is significant is that most machine </w:t>
       </w:r>
     </w:p>
     <w:p>
@@ -3746,7 +3766,23 @@
           <w:sz w:val="24"/>
           <w:szCs w:val="24"/>
         </w:rPr>
-        <w:t>To enhance the work of the models further and decrease the number of dimensions the SelectKBest method was implemented with mutual information as a scoring criterion. This method compares the correlation of each feature to the target label and only the most informative features are selected. The dataset will also be more efficient to be trained by keeping the highest-ranked features and still retains the most relevant information to obtain accurate attack detection.</w:t>
+        <w:t xml:space="preserve">To enhance the work of the models further and decrease the number of dimensions the </w:t>
+      </w:r>
+      <w:proofErr w:type="spellStart"/>
+      <w:r>
+        <w:rPr>
+          <w:sz w:val="24"/>
+          <w:szCs w:val="24"/>
+        </w:rPr>
+        <w:t>SelectKBest</w:t>
+      </w:r>
+      <w:proofErr w:type="spellEnd"/>
+      <w:r>
+        <w:rPr>
+          <w:sz w:val="24"/>
+          <w:szCs w:val="24"/>
+        </w:rPr>
+        <w:t xml:space="preserve"> method was implemented with mutual information as a scoring criterion. This method compares the correlation of each feature to the target label and only the most informative features are selected. The dataset will also be more efficient to be trained by keeping the highest-ranked features and still retains the most relevant information to obtain accurate attack detection.</w:t>
       </w:r>
     </w:p>
     <w:p>
@@ -5796,17 +5832,11 @@
         <w:rPr>
           <w:noProof/>
         </w:rPr>
-        <w:t>x</w:t>
-      </w:r>
-      <w:r>
-        <w:rPr>
-          <w:noProof/>
-        </w:rPr>
         <w:drawing>
-          <wp:inline distT="0" distB="0" distL="0" distR="0" wp14:anchorId="3E879EA4" wp14:editId="347EAF76">
-            <wp:extent cx="2649844" cy="1847850"/>
-            <wp:effectExtent l="0" t="0" r="0" b="0"/>
-            <wp:docPr id="1025503561" name="Picture 1"/>
+          <wp:inline distT="0" distB="0" distL="0" distR="0" wp14:anchorId="61B92170" wp14:editId="160576BF">
+            <wp:extent cx="2598702" cy="1556657"/>
+            <wp:effectExtent l="0" t="0" r="0" b="5715"/>
+            <wp:docPr id="1116065225" name="Picture 1"/>
             <wp:cNvGraphicFramePr>
               <a:graphicFrameLocks xmlns:a="http://schemas.openxmlformats.org/drawingml/2006/main" noChangeAspect="1"/>
             </wp:cNvGraphicFramePr>
@@ -5814,7 +5844,7 @@
               <a:graphicData uri="http://schemas.openxmlformats.org/drawingml/2006/picture">
                 <pic:pic xmlns:pic="http://schemas.openxmlformats.org/drawingml/2006/picture">
                   <pic:nvPicPr>
-                    <pic:cNvPr id="1025503561" name=""/>
+                    <pic:cNvPr id="1116065225" name=""/>
                     <pic:cNvPicPr/>
                   </pic:nvPicPr>
                   <pic:blipFill>
@@ -5826,7 +5856,7 @@
                   <pic:spPr>
                     <a:xfrm>
                       <a:off x="0" y="0"/>
-                      <a:ext cx="2667385" cy="1860082"/>
+                      <a:ext cx="2604942" cy="1560395"/>
                     </a:xfrm>
                     <a:prstGeom prst="rect">
                       <a:avLst/>
@@ -6114,6 +6144,18 @@
       <w:pPr>
         <w:pStyle w:val="BodyText"/>
         <w:spacing w:before="100" w:line="276" w:lineRule="auto"/>
+        <w:ind w:left="306" w:right="873"/>
+        <w:jc w:val="both"/>
+        <w:rPr>
+          <w:sz w:val="24"/>
+          <w:szCs w:val="24"/>
+        </w:rPr>
+      </w:pPr>
+    </w:p>
+    <w:p>
+      <w:pPr>
+        <w:pStyle w:val="BodyText"/>
+        <w:spacing w:before="100" w:line="276" w:lineRule="auto"/>
         <w:ind w:left="306"/>
         <w:jc w:val="both"/>
         <w:rPr>
@@ -6236,10 +6278,10 @@
           <w:noProof/>
         </w:rPr>
         <w:drawing>
-          <wp:inline distT="0" distB="0" distL="0" distR="0" wp14:anchorId="76782C2B" wp14:editId="7C47C62A">
-            <wp:extent cx="2571750" cy="1238885"/>
-            <wp:effectExtent l="0" t="0" r="0" b="0"/>
-            <wp:docPr id="596108546" name="Picture 1"/>
+          <wp:inline distT="0" distB="0" distL="0" distR="0" wp14:anchorId="5A8B6775" wp14:editId="4BF84407">
+            <wp:extent cx="2645229" cy="1323975"/>
+            <wp:effectExtent l="0" t="0" r="3175" b="0"/>
+            <wp:docPr id="2136180616" name="Picture 1"/>
             <wp:cNvGraphicFramePr>
               <a:graphicFrameLocks xmlns:a="http://schemas.openxmlformats.org/drawingml/2006/main" noChangeAspect="1"/>
             </wp:cNvGraphicFramePr>
@@ -6247,7 +6289,7 @@
               <a:graphicData uri="http://schemas.openxmlformats.org/drawingml/2006/picture">
                 <pic:pic xmlns:pic="http://schemas.openxmlformats.org/drawingml/2006/picture">
                   <pic:nvPicPr>
-                    <pic:cNvPr id="596108546" name=""/>
+                    <pic:cNvPr id="2136180616" name=""/>
                     <pic:cNvPicPr/>
                   </pic:nvPicPr>
                   <pic:blipFill>
@@ -6259,7 +6301,7 @@
                   <pic:spPr>
                     <a:xfrm>
                       <a:off x="0" y="0"/>
-                      <a:ext cx="2571750" cy="1238885"/>
+                      <a:ext cx="2650245" cy="1326486"/>
                     </a:xfrm>
                     <a:prstGeom prst="rect">
                       <a:avLst/>
@@ -6370,11 +6412,92 @@
         <w:rPr>
           <w:noProof/>
         </w:rPr>
+        <mc:AlternateContent>
+          <mc:Choice Requires="wps">
+            <w:drawing>
+              <wp:inline distT="0" distB="0" distL="0" distR="0" wp14:anchorId="661B172D" wp14:editId="007D3CC6">
+                <wp:extent cx="304800" cy="304800"/>
+                <wp:effectExtent l="0" t="0" r="0" b="0"/>
+                <wp:docPr id="1837369076" name="Rectangle 1"/>
+                <wp:cNvGraphicFramePr>
+                  <a:graphicFrameLocks xmlns:a="http://schemas.openxmlformats.org/drawingml/2006/main" noChangeAspect="1"/>
+                </wp:cNvGraphicFramePr>
+                <a:graphic xmlns:a="http://schemas.openxmlformats.org/drawingml/2006/main">
+                  <a:graphicData uri="http://schemas.microsoft.com/office/word/2010/wordprocessingShape">
+                    <wps:wsp>
+                      <wps:cNvSpPr>
+                        <a:spLocks noChangeAspect="1" noChangeArrowheads="1"/>
+                      </wps:cNvSpPr>
+                      <wps:spPr bwMode="auto">
+                        <a:xfrm>
+                          <a:off x="0" y="0"/>
+                          <a:ext cx="304800" cy="304800"/>
+                        </a:xfrm>
+                        <a:prstGeom prst="rect">
+                          <a:avLst/>
+                        </a:prstGeom>
+                        <a:noFill/>
+                        <a:ln>
+                          <a:noFill/>
+                        </a:ln>
+                        <a:extLst>
+                          <a:ext uri="{909E8E84-426E-40DD-AFC4-6F175D3DCCD1}">
+                            <a14:hiddenFill xmlns:a14="http://schemas.microsoft.com/office/drawing/2010/main">
+                              <a:solidFill>
+                                <a:srgbClr val="FFFFFF"/>
+                              </a:solidFill>
+                            </a14:hiddenFill>
+                          </a:ext>
+                          <a:ext uri="{91240B29-F687-4F45-9708-019B960494DF}">
+                            <a14:hiddenLine xmlns:a14="http://schemas.microsoft.com/office/drawing/2010/main" w="9525">
+                              <a:solidFill>
+                                <a:srgbClr val="000000"/>
+                              </a:solidFill>
+                              <a:miter lim="800000"/>
+                              <a:headEnd/>
+                              <a:tailEnd/>
+                            </a14:hiddenLine>
+                          </a:ext>
+                        </a:extLst>
+                      </wps:spPr>
+                      <wps:bodyPr rot="0" vert="horz" wrap="square" lIns="91440" tIns="45720" rIns="91440" bIns="45720" anchor="t" anchorCtr="0" upright="1">
+                        <a:noAutofit/>
+                      </wps:bodyPr>
+                    </wps:wsp>
+                  </a:graphicData>
+                </a:graphic>
+              </wp:inline>
+            </w:drawing>
+          </mc:Choice>
+          <mc:Fallback>
+            <w:pict>
+              <v:rect w14:anchorId="0ECF996C" id="Rectangle 1" o:spid="_x0000_s1026" style="width:24pt;height:24pt;visibility:visible;mso-wrap-style:square;mso-left-percent:-10001;mso-top-percent:-10001;mso-position-horizontal:absolute;mso-position-horizontal-relative:char;mso-position-vertical:absolute;mso-position-vertical-relative:line;mso-left-percent:-10001;mso-top-percent:-10001;v-text-anchor:top" o:gfxdata="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" filled="f" stroked="f">
+                <o:lock v:ext="edit" aspectratio="t"/>
+                <w10:anchorlock/>
+              </v:rect>
+            </w:pict>
+          </mc:Fallback>
+        </mc:AlternateContent>
+      </w:r>
+      <w:r>
+        <w:rPr>
+          <w:noProof/>
+          <w:sz w:val="24"/>
+          <w:szCs w:val="24"/>
+        </w:rPr>
+        <w:t xml:space="preserve">                                  </w:t>
+      </w:r>
+      <w:r>
+        <w:rPr>
+          <w:noProof/>
+          <w:sz w:val="24"/>
+          <w:szCs w:val="24"/>
+        </w:rPr>
         <w:drawing>
-          <wp:inline distT="0" distB="0" distL="0" distR="0" wp14:anchorId="0D03A678" wp14:editId="16816935">
-            <wp:extent cx="2831465" cy="2271395"/>
-            <wp:effectExtent l="0" t="0" r="6985" b="0"/>
-            <wp:docPr id="1934702998" name="Picture 4"/>
+          <wp:inline distT="0" distB="0" distL="0" distR="0" wp14:anchorId="239E2519" wp14:editId="53004F67">
+            <wp:extent cx="2813957" cy="2373678"/>
+            <wp:effectExtent l="0" t="0" r="5715" b="7620"/>
+            <wp:docPr id="1220213041" name="Picture 3"/>
             <wp:cNvGraphicFramePr>
               <a:graphicFrameLocks xmlns:a="http://schemas.openxmlformats.org/drawingml/2006/main" noChangeAspect="1"/>
             </wp:cNvGraphicFramePr>
@@ -6382,7 +6505,7 @@
               <a:graphicData uri="http://schemas.openxmlformats.org/drawingml/2006/picture">
                 <pic:pic xmlns:pic="http://schemas.openxmlformats.org/drawingml/2006/picture">
                   <pic:nvPicPr>
-                    <pic:cNvPr id="0" name="Picture 7"/>
+                    <pic:cNvPr id="0" name="Picture 2"/>
                     <pic:cNvPicPr>
                       <a:picLocks noChangeAspect="1" noChangeArrowheads="1"/>
                     </pic:cNvPicPr>
@@ -6403,15 +6526,12 @@
                   <pic:spPr bwMode="auto">
                     <a:xfrm>
                       <a:off x="0" y="0"/>
-                      <a:ext cx="2831465" cy="2271395"/>
+                      <a:ext cx="2828405" cy="2385866"/>
                     </a:xfrm>
                     <a:prstGeom prst="rect">
                       <a:avLst/>
                     </a:prstGeom>
                     <a:noFill/>
-                    <a:ln>
-                      <a:noFill/>
-                    </a:ln>
                   </pic:spPr>
                 </pic:pic>
               </a:graphicData>
@@ -6465,6 +6585,101 @@
           <w:szCs w:val="24"/>
         </w:rPr>
         <w:t xml:space="preserve"> Confusion Matrix</w:t>
+      </w:r>
+    </w:p>
+    <w:p>
+      <w:pPr>
+        <w:pStyle w:val="BodyText"/>
+        <w:spacing w:before="100" w:line="276" w:lineRule="auto"/>
+        <w:ind w:left="306" w:firstLine="414"/>
+        <w:jc w:val="both"/>
+        <w:rPr>
+          <w:sz w:val="24"/>
+          <w:szCs w:val="24"/>
+        </w:rPr>
+      </w:pPr>
+    </w:p>
+    <w:p>
+      <w:pPr>
+        <w:pStyle w:val="BodyText"/>
+        <w:spacing w:before="100" w:line="276" w:lineRule="auto"/>
+        <w:ind w:left="306" w:right="873" w:firstLine="414"/>
+        <w:jc w:val="both"/>
+        <w:rPr>
+          <w:sz w:val="24"/>
+          <w:szCs w:val="24"/>
+        </w:rPr>
+      </w:pPr>
+      <w:r>
+        <w:rPr>
+          <w:noProof/>
+          <w:sz w:val="24"/>
+          <w:szCs w:val="24"/>
+        </w:rPr>
+        <w:drawing>
+          <wp:inline distT="0" distB="0" distL="0" distR="0" wp14:anchorId="700E3788" wp14:editId="37F1C358">
+            <wp:extent cx="3006394" cy="2394857"/>
+            <wp:effectExtent l="0" t="0" r="3810" b="5715"/>
+            <wp:docPr id="705394907" name="Picture 5"/>
+            <wp:cNvGraphicFramePr>
+              <a:graphicFrameLocks xmlns:a="http://schemas.openxmlformats.org/drawingml/2006/main" noChangeAspect="1"/>
+            </wp:cNvGraphicFramePr>
+            <a:graphic xmlns:a="http://schemas.openxmlformats.org/drawingml/2006/main">
+              <a:graphicData uri="http://schemas.openxmlformats.org/drawingml/2006/picture">
+                <pic:pic xmlns:pic="http://schemas.openxmlformats.org/drawingml/2006/picture">
+                  <pic:nvPicPr>
+                    <pic:cNvPr id="0" name="Picture 3"/>
+                    <pic:cNvPicPr>
+                      <a:picLocks noChangeAspect="1" noChangeArrowheads="1"/>
+                    </pic:cNvPicPr>
+                  </pic:nvPicPr>
+                  <pic:blipFill>
+                    <a:blip r:embed="rId23" cstate="print">
+                      <a:extLst>
+                        <a:ext uri="{28A0092B-C50C-407E-A947-70E740481C1C}">
+                          <a14:useLocalDpi xmlns:a14="http://schemas.microsoft.com/office/drawing/2010/main" val="0"/>
+                        </a:ext>
+                      </a:extLst>
+                    </a:blip>
+                    <a:srcRect/>
+                    <a:stretch>
+                      <a:fillRect/>
+                    </a:stretch>
+                  </pic:blipFill>
+                  <pic:spPr bwMode="auto">
+                    <a:xfrm>
+                      <a:off x="0" y="0"/>
+                      <a:ext cx="3021194" cy="2406646"/>
+                    </a:xfrm>
+                    <a:prstGeom prst="rect">
+                      <a:avLst/>
+                    </a:prstGeom>
+                    <a:noFill/>
+                  </pic:spPr>
+                </pic:pic>
+              </a:graphicData>
+            </a:graphic>
+          </wp:inline>
+        </w:drawing>
+      </w:r>
+    </w:p>
+    <w:p>
+      <w:pPr>
+        <w:pStyle w:val="BodyText"/>
+        <w:spacing w:before="100" w:line="276" w:lineRule="auto"/>
+        <w:ind w:left="306" w:right="873" w:firstLine="414"/>
+        <w:jc w:val="both"/>
+        <w:rPr>
+          <w:sz w:val="24"/>
+          <w:szCs w:val="24"/>
+        </w:rPr>
+      </w:pPr>
+      <w:r>
+        <w:rPr>
+          <w:sz w:val="24"/>
+          <w:szCs w:val="24"/>
+        </w:rPr>
+        <w:t xml:space="preserve">         Fig 11. RF Confusion Matrix</w:t>
       </w:r>
     </w:p>
     <w:p>
@@ -6542,7 +6757,7 @@
                     <pic:cNvPicPr/>
                   </pic:nvPicPr>
                   <pic:blipFill>
-                    <a:blip r:embed="rId23"/>
+                    <a:blip r:embed="rId24"/>
                     <a:stretch>
                       <a:fillRect/>
                     </a:stretch>
@@ -6589,7 +6804,7 @@
           <w:sz w:val="24"/>
           <w:szCs w:val="24"/>
         </w:rPr>
-        <w:t>1</w:t>
+        <w:t>2</w:t>
       </w:r>
       <w:r>
         <w:rPr>
@@ -6651,127 +6866,6 @@
       <w:pPr>
         <w:pStyle w:val="BodyText"/>
         <w:spacing w:before="100" w:line="276" w:lineRule="auto"/>
-        <w:ind w:left="1746" w:firstLine="414"/>
-        <w:jc w:val="both"/>
-        <w:rPr>
-          <w:sz w:val="24"/>
-          <w:szCs w:val="24"/>
-        </w:rPr>
-      </w:pPr>
-    </w:p>
-    <w:p>
-      <w:pPr>
-        <w:pStyle w:val="BodyText"/>
-        <w:spacing w:before="100" w:line="276" w:lineRule="auto"/>
-        <w:ind w:left="1746" w:firstLine="414"/>
-        <w:jc w:val="both"/>
-        <w:rPr>
-          <w:sz w:val="24"/>
-          <w:szCs w:val="24"/>
-        </w:rPr>
-      </w:pPr>
-    </w:p>
-    <w:p>
-      <w:pPr>
-        <w:pStyle w:val="BodyText"/>
-        <w:spacing w:before="100" w:line="276" w:lineRule="auto"/>
-        <w:ind w:left="1746" w:firstLine="414"/>
-        <w:jc w:val="both"/>
-        <w:rPr>
-          <w:sz w:val="24"/>
-          <w:szCs w:val="24"/>
-        </w:rPr>
-      </w:pPr>
-    </w:p>
-    <w:p>
-      <w:pPr>
-        <w:pStyle w:val="BodyText"/>
-        <w:spacing w:before="100" w:line="276" w:lineRule="auto"/>
-        <w:ind w:left="1746" w:firstLine="414"/>
-        <w:jc w:val="both"/>
-        <w:rPr>
-          <w:sz w:val="24"/>
-          <w:szCs w:val="24"/>
-        </w:rPr>
-      </w:pPr>
-    </w:p>
-    <w:p>
-      <w:pPr>
-        <w:pStyle w:val="BodyText"/>
-        <w:spacing w:before="100" w:line="276" w:lineRule="auto"/>
-        <w:ind w:left="1746" w:firstLine="414"/>
-        <w:jc w:val="both"/>
-        <w:rPr>
-          <w:sz w:val="24"/>
-          <w:szCs w:val="24"/>
-        </w:rPr>
-      </w:pPr>
-    </w:p>
-    <w:p>
-      <w:pPr>
-        <w:pStyle w:val="BodyText"/>
-        <w:spacing w:before="100" w:line="276" w:lineRule="auto"/>
-        <w:ind w:left="1746" w:firstLine="414"/>
-        <w:jc w:val="both"/>
-        <w:rPr>
-          <w:sz w:val="24"/>
-          <w:szCs w:val="24"/>
-        </w:rPr>
-      </w:pPr>
-    </w:p>
-    <w:p>
-      <w:pPr>
-        <w:pStyle w:val="BodyText"/>
-        <w:spacing w:before="100" w:line="276" w:lineRule="auto"/>
-        <w:ind w:left="1746" w:firstLine="414"/>
-        <w:jc w:val="both"/>
-        <w:rPr>
-          <w:sz w:val="24"/>
-          <w:szCs w:val="24"/>
-        </w:rPr>
-      </w:pPr>
-    </w:p>
-    <w:p>
-      <w:pPr>
-        <w:pStyle w:val="BodyText"/>
-        <w:spacing w:before="100" w:line="276" w:lineRule="auto"/>
-        <w:ind w:left="1746" w:firstLine="414"/>
-        <w:jc w:val="both"/>
-        <w:rPr>
-          <w:sz w:val="24"/>
-          <w:szCs w:val="24"/>
-        </w:rPr>
-      </w:pPr>
-    </w:p>
-    <w:p>
-      <w:pPr>
-        <w:pStyle w:val="BodyText"/>
-        <w:spacing w:before="100" w:line="276" w:lineRule="auto"/>
-        <w:ind w:left="1746" w:firstLine="414"/>
-        <w:jc w:val="both"/>
-        <w:rPr>
-          <w:sz w:val="24"/>
-          <w:szCs w:val="24"/>
-        </w:rPr>
-      </w:pPr>
-    </w:p>
-    <w:p>
-      <w:pPr>
-        <w:pStyle w:val="BodyText"/>
-        <w:spacing w:before="100" w:line="276" w:lineRule="auto"/>
-        <w:ind w:left="1746" w:firstLine="414"/>
-        <w:jc w:val="both"/>
-        <w:rPr>
-          <w:sz w:val="24"/>
-          <w:szCs w:val="24"/>
-        </w:rPr>
-      </w:pPr>
-    </w:p>
-    <w:p>
-      <w:pPr>
-        <w:pStyle w:val="BodyText"/>
-        <w:spacing w:before="100" w:line="276" w:lineRule="auto"/>
-        <w:ind w:left="1746" w:firstLine="414"/>
         <w:jc w:val="both"/>
         <w:rPr>
           <w:sz w:val="24"/>
@@ -6823,7 +6917,6 @@
                 <w:b/>
                 <w:bCs/>
               </w:rPr>
-              <w:lastRenderedPageBreak/>
               <w:t>Method</w:t>
             </w:r>
             <w:r>
@@ -7748,7 +7841,7 @@
                 <w:sz w:val="24"/>
                 <w:szCs w:val="24"/>
               </w:rPr>
-              <w:t>88.22</w:t>
+              <w:t>92.62</w:t>
             </w:r>
           </w:p>
         </w:tc>
@@ -7771,7 +7864,14 @@
                 <w:sz w:val="24"/>
                 <w:szCs w:val="24"/>
               </w:rPr>
-              <w:t>90.41</w:t>
+              <w:t>9</w:t>
+            </w:r>
+            <w:r>
+              <w:rPr>
+                <w:sz w:val="24"/>
+                <w:szCs w:val="24"/>
+              </w:rPr>
+              <w:t>7.01</w:t>
             </w:r>
           </w:p>
         </w:tc>
@@ -7794,7 +7894,7 @@
                 <w:sz w:val="24"/>
                 <w:szCs w:val="24"/>
               </w:rPr>
-              <w:t>85.51</w:t>
+              <w:t>93.27</w:t>
             </w:r>
           </w:p>
         </w:tc>
@@ -7817,7 +7917,7 @@
                 <w:sz w:val="24"/>
                 <w:szCs w:val="24"/>
               </w:rPr>
-              <w:t>87.89</w:t>
+              <w:t>95.11</w:t>
             </w:r>
           </w:p>
         </w:tc>
@@ -8000,132 +8100,984 @@
     </w:p>
     <w:p>
       <w:pPr>
-        <w:pStyle w:val="ListParagraph"/>
-        <w:numPr>
-          <w:ilvl w:val="0"/>
-          <w:numId w:val="10"/>
-        </w:numPr>
+        <w:tabs>
+          <w:tab w:val="left" w:pos="621"/>
+          <w:tab w:val="left" w:pos="623"/>
+        </w:tabs>
+        <w:spacing w:after="100" w:line="235" w:lineRule="auto"/>
+        <w:ind w:left="306"/>
+        <w:jc w:val="both"/>
+        <w:rPr>
+          <w:sz w:val="24"/>
+          <w:szCs w:val="24"/>
+        </w:rPr>
+      </w:pPr>
+      <w:r>
+        <w:rPr>
+          <w:sz w:val="24"/>
+          <w:szCs w:val="24"/>
+        </w:rPr>
+        <w:t xml:space="preserve">[1] O. A. </w:t>
+      </w:r>
+      <w:proofErr w:type="spellStart"/>
+      <w:r>
+        <w:rPr>
+          <w:sz w:val="24"/>
+          <w:szCs w:val="24"/>
+        </w:rPr>
+        <w:t>Waraga</w:t>
+      </w:r>
+      <w:proofErr w:type="spellEnd"/>
+      <w:r>
+        <w:rPr>
+          <w:sz w:val="24"/>
+          <w:szCs w:val="24"/>
+        </w:rPr>
+        <w:t xml:space="preserve">, M. Bettayeb, Q. Nasir, and M.  Abu </w:t>
+      </w:r>
+      <w:proofErr w:type="spellStart"/>
+      <w:proofErr w:type="gramStart"/>
+      <w:r>
+        <w:rPr>
+          <w:sz w:val="24"/>
+          <w:szCs w:val="24"/>
+        </w:rPr>
+        <w:t>Talib,“</w:t>
+      </w:r>
+      <w:proofErr w:type="gramEnd"/>
+      <w:r>
+        <w:rPr>
+          <w:sz w:val="24"/>
+          <w:szCs w:val="24"/>
+        </w:rPr>
+        <w:t>Design</w:t>
+      </w:r>
+      <w:proofErr w:type="spellEnd"/>
+      <w:r>
+        <w:rPr>
+          <w:sz w:val="24"/>
+          <w:szCs w:val="24"/>
+        </w:rPr>
+        <w:t xml:space="preserve"> and implementation of automated IoT security testbed,” Computers &amp; Security, vol. 88, </w:t>
+      </w:r>
+      <w:proofErr w:type="gramStart"/>
+      <w:r>
+        <w:rPr>
+          <w:sz w:val="24"/>
+          <w:szCs w:val="24"/>
+        </w:rPr>
+        <w:t>2020,DOI</w:t>
+      </w:r>
+      <w:proofErr w:type="gramEnd"/>
+      <w:r>
+        <w:rPr>
+          <w:sz w:val="24"/>
+          <w:szCs w:val="24"/>
+        </w:rPr>
+        <w:t>: 10.1016/j.cose.2019.101648</w:t>
+      </w:r>
+    </w:p>
+    <w:p>
+      <w:pPr>
+        <w:tabs>
+          <w:tab w:val="left" w:pos="621"/>
+          <w:tab w:val="left" w:pos="623"/>
+        </w:tabs>
+        <w:spacing w:after="100" w:line="235" w:lineRule="auto"/>
+        <w:ind w:left="306"/>
+        <w:jc w:val="both"/>
+        <w:rPr>
+          <w:sz w:val="24"/>
+          <w:szCs w:val="24"/>
+        </w:rPr>
+      </w:pPr>
+      <w:r>
+        <w:rPr>
+          <w:sz w:val="24"/>
+          <w:szCs w:val="24"/>
+        </w:rPr>
+        <w:t xml:space="preserve">[2] S. Siboni </w:t>
+      </w:r>
+      <w:proofErr w:type="gramStart"/>
+      <w:r>
+        <w:rPr>
+          <w:sz w:val="24"/>
+          <w:szCs w:val="24"/>
+        </w:rPr>
+        <w:t xml:space="preserve">et </w:t>
+      </w:r>
+      <w:proofErr w:type="spellStart"/>
+      <w:r>
+        <w:rPr>
+          <w:sz w:val="24"/>
+          <w:szCs w:val="24"/>
+        </w:rPr>
+        <w:t>al.,“</w:t>
+      </w:r>
+      <w:proofErr w:type="gramEnd"/>
+      <w:r>
+        <w:rPr>
+          <w:sz w:val="24"/>
+          <w:szCs w:val="24"/>
+        </w:rPr>
+        <w:t>Security</w:t>
+      </w:r>
+      <w:proofErr w:type="spellEnd"/>
+      <w:r>
+        <w:rPr>
+          <w:sz w:val="24"/>
+          <w:szCs w:val="24"/>
+        </w:rPr>
+        <w:t xml:space="preserve"> Testbed for the Internet of Things,” </w:t>
+      </w:r>
+      <w:proofErr w:type="spellStart"/>
+      <w:r>
+        <w:rPr>
+          <w:sz w:val="24"/>
+          <w:szCs w:val="24"/>
+        </w:rPr>
+        <w:t>arXiv</w:t>
+      </w:r>
+      <w:proofErr w:type="spellEnd"/>
+      <w:r>
+        <w:rPr>
+          <w:sz w:val="24"/>
+          <w:szCs w:val="24"/>
+        </w:rPr>
+        <w:t xml:space="preserve"> preprint arXiv:1610.05971, 2016.Available: https://arxiv.org/pdf/1610.05971</w:t>
+      </w:r>
+    </w:p>
+    <w:p>
+      <w:pPr>
+        <w:tabs>
+          <w:tab w:val="left" w:pos="621"/>
+          <w:tab w:val="left" w:pos="623"/>
+        </w:tabs>
+        <w:spacing w:after="100" w:line="235" w:lineRule="auto"/>
+        <w:ind w:left="306"/>
+        <w:jc w:val="both"/>
+        <w:rPr>
+          <w:sz w:val="24"/>
+          <w:szCs w:val="24"/>
+        </w:rPr>
+      </w:pPr>
+      <w:r>
+        <w:rPr>
+          <w:sz w:val="24"/>
+          <w:szCs w:val="24"/>
+        </w:rPr>
+        <w:t xml:space="preserve">[3] Z. Fang, T. Jaeger, </w:t>
+      </w:r>
+      <w:proofErr w:type="gramStart"/>
+      <w:r>
+        <w:rPr>
+          <w:sz w:val="24"/>
+          <w:szCs w:val="24"/>
+        </w:rPr>
+        <w:t xml:space="preserve">et </w:t>
+      </w:r>
+      <w:proofErr w:type="spellStart"/>
+      <w:r>
+        <w:rPr>
+          <w:sz w:val="24"/>
+          <w:szCs w:val="24"/>
+        </w:rPr>
+        <w:t>al.,“</w:t>
+      </w:r>
+      <w:proofErr w:type="gramEnd"/>
+      <w:r>
+        <w:rPr>
+          <w:sz w:val="24"/>
+          <w:szCs w:val="24"/>
+        </w:rPr>
+        <w:t>IOTA</w:t>
+      </w:r>
+      <w:proofErr w:type="spellEnd"/>
+      <w:r>
+        <w:rPr>
+          <w:sz w:val="24"/>
+          <w:szCs w:val="24"/>
+        </w:rPr>
+        <w:t xml:space="preserve">: A Framework for Analyzing System-Level Security of IoTs,” </w:t>
+      </w:r>
+      <w:proofErr w:type="spellStart"/>
+      <w:r>
+        <w:rPr>
+          <w:sz w:val="24"/>
+          <w:szCs w:val="24"/>
+        </w:rPr>
+        <w:t>IoTDI</w:t>
+      </w:r>
+      <w:proofErr w:type="spellEnd"/>
+      <w:r>
+        <w:rPr>
+          <w:sz w:val="24"/>
+          <w:szCs w:val="24"/>
+        </w:rPr>
+        <w:t xml:space="preserve">, </w:t>
+      </w:r>
+      <w:proofErr w:type="gramStart"/>
+      <w:r>
+        <w:rPr>
+          <w:sz w:val="24"/>
+          <w:szCs w:val="24"/>
+        </w:rPr>
+        <w:t>2022,DOI</w:t>
+      </w:r>
+      <w:proofErr w:type="gramEnd"/>
+      <w:r>
+        <w:rPr>
+          <w:sz w:val="24"/>
+          <w:szCs w:val="24"/>
+        </w:rPr>
+        <w:t>: 10.1145/3502717.3532167</w:t>
+      </w:r>
+    </w:p>
+    <w:p>
+      <w:pPr>
+        <w:tabs>
+          <w:tab w:val="left" w:pos="621"/>
+          <w:tab w:val="left" w:pos="623"/>
+        </w:tabs>
+        <w:spacing w:after="100" w:line="235" w:lineRule="auto"/>
+        <w:ind w:left="306"/>
+        <w:jc w:val="both"/>
+        <w:rPr>
+          <w:sz w:val="24"/>
+          <w:szCs w:val="24"/>
+        </w:rPr>
+      </w:pPr>
+      <w:r>
+        <w:rPr>
+          <w:sz w:val="24"/>
+          <w:szCs w:val="24"/>
+        </w:rPr>
+        <w:t xml:space="preserve">[4] O. Alrawi </w:t>
+      </w:r>
+      <w:proofErr w:type="gramStart"/>
+      <w:r>
+        <w:rPr>
+          <w:sz w:val="24"/>
+          <w:szCs w:val="24"/>
+        </w:rPr>
+        <w:t>et al.,“</w:t>
+      </w:r>
+      <w:proofErr w:type="spellStart"/>
+      <w:proofErr w:type="gramEnd"/>
+      <w:r>
+        <w:rPr>
+          <w:sz w:val="24"/>
+          <w:szCs w:val="24"/>
+        </w:rPr>
+        <w:t>YourThings</w:t>
+      </w:r>
+      <w:proofErr w:type="spellEnd"/>
+      <w:r>
+        <w:rPr>
+          <w:sz w:val="24"/>
+          <w:szCs w:val="24"/>
+        </w:rPr>
+        <w:t xml:space="preserve">: A Comprehensive Annotated Dataset of Smart-Home Device Traffic,” ACSAC, </w:t>
+      </w:r>
+      <w:proofErr w:type="gramStart"/>
+      <w:r>
+        <w:rPr>
+          <w:sz w:val="24"/>
+          <w:szCs w:val="24"/>
+        </w:rPr>
+        <w:t>2022,DOI</w:t>
+      </w:r>
+      <w:proofErr w:type="gramEnd"/>
+      <w:r>
+        <w:rPr>
+          <w:sz w:val="24"/>
+          <w:szCs w:val="24"/>
+        </w:rPr>
+        <w:t>: 10.1145/3564625.3567992</w:t>
+      </w:r>
+    </w:p>
+    <w:p>
+      <w:pPr>
+        <w:tabs>
+          <w:tab w:val="left" w:pos="621"/>
+          <w:tab w:val="left" w:pos="623"/>
+        </w:tabs>
+        <w:spacing w:after="100" w:line="235" w:lineRule="auto"/>
+        <w:ind w:left="306"/>
+        <w:jc w:val="both"/>
+        <w:rPr>
+          <w:sz w:val="24"/>
+          <w:szCs w:val="24"/>
+        </w:rPr>
+      </w:pPr>
+      <w:r>
+        <w:rPr>
+          <w:sz w:val="24"/>
+          <w:szCs w:val="24"/>
+        </w:rPr>
+        <w:t xml:space="preserve">[5] Y. Li, A. M. </w:t>
+      </w:r>
+      <w:proofErr w:type="spellStart"/>
+      <w:r>
+        <w:rPr>
+          <w:sz w:val="24"/>
+          <w:szCs w:val="24"/>
+        </w:rPr>
+        <w:t>Mandalari</w:t>
+      </w:r>
+      <w:proofErr w:type="spellEnd"/>
+      <w:r>
+        <w:rPr>
+          <w:sz w:val="24"/>
+          <w:szCs w:val="24"/>
+        </w:rPr>
+        <w:t xml:space="preserve">, and I. </w:t>
+      </w:r>
+      <w:proofErr w:type="spellStart"/>
+      <w:proofErr w:type="gramStart"/>
+      <w:r>
+        <w:rPr>
+          <w:sz w:val="24"/>
+          <w:szCs w:val="24"/>
+        </w:rPr>
+        <w:t>Straw,“</w:t>
+      </w:r>
+      <w:proofErr w:type="gramEnd"/>
+      <w:r>
+        <w:rPr>
+          <w:sz w:val="24"/>
+          <w:szCs w:val="24"/>
+        </w:rPr>
+        <w:t>Who</w:t>
+      </w:r>
+      <w:proofErr w:type="spellEnd"/>
+      <w:r>
+        <w:rPr>
+          <w:sz w:val="24"/>
+          <w:szCs w:val="24"/>
+        </w:rPr>
+        <w:t xml:space="preserve"> Let the Smart Toaster Hack the House? An Investigation into the Security Vulnerabilities of Consumer IoT Devices,” </w:t>
+      </w:r>
+      <w:proofErr w:type="spellStart"/>
+      <w:r>
+        <w:rPr>
+          <w:sz w:val="24"/>
+          <w:szCs w:val="24"/>
+        </w:rPr>
+        <w:t>arXiv</w:t>
+      </w:r>
+      <w:proofErr w:type="spellEnd"/>
+      <w:r>
+        <w:rPr>
+          <w:sz w:val="24"/>
+          <w:szCs w:val="24"/>
+        </w:rPr>
+        <w:t xml:space="preserve">, </w:t>
+      </w:r>
+      <w:proofErr w:type="gramStart"/>
+      <w:r>
+        <w:rPr>
+          <w:sz w:val="24"/>
+          <w:szCs w:val="24"/>
+        </w:rPr>
+        <w:t>2023,DOI</w:t>
+      </w:r>
+      <w:proofErr w:type="gramEnd"/>
+      <w:r>
+        <w:rPr>
+          <w:sz w:val="24"/>
+          <w:szCs w:val="24"/>
+        </w:rPr>
+        <w:t>: 10.48550/arXiv.2306.09017</w:t>
+      </w:r>
+    </w:p>
+    <w:p>
+      <w:pPr>
+        <w:tabs>
+          <w:tab w:val="left" w:pos="621"/>
+          <w:tab w:val="left" w:pos="623"/>
+        </w:tabs>
+        <w:spacing w:after="100" w:line="235" w:lineRule="auto"/>
+        <w:ind w:left="306"/>
+        <w:jc w:val="both"/>
+        <w:rPr>
+          <w:sz w:val="24"/>
+          <w:szCs w:val="24"/>
+        </w:rPr>
+      </w:pPr>
+      <w:r>
+        <w:rPr>
+          <w:sz w:val="24"/>
+          <w:szCs w:val="24"/>
+        </w:rPr>
+        <w:t xml:space="preserve">[6] M. H. Mazhar and Z. </w:t>
+      </w:r>
+      <w:proofErr w:type="spellStart"/>
+      <w:proofErr w:type="gramStart"/>
+      <w:r>
+        <w:rPr>
+          <w:sz w:val="24"/>
+          <w:szCs w:val="24"/>
+        </w:rPr>
+        <w:t>Shafiq,“</w:t>
+      </w:r>
+      <w:proofErr w:type="gramEnd"/>
+      <w:r>
+        <w:rPr>
+          <w:sz w:val="24"/>
+          <w:szCs w:val="24"/>
+        </w:rPr>
+        <w:t>Characterizing</w:t>
+      </w:r>
+      <w:proofErr w:type="spellEnd"/>
+      <w:r>
+        <w:rPr>
+          <w:sz w:val="24"/>
+          <w:szCs w:val="24"/>
+        </w:rPr>
+        <w:t xml:space="preserve"> Smart Home IoT Traffic in the Wild,” </w:t>
+      </w:r>
+      <w:proofErr w:type="spellStart"/>
+      <w:r>
+        <w:rPr>
+          <w:sz w:val="24"/>
+          <w:szCs w:val="24"/>
+        </w:rPr>
+        <w:t>IoTDI</w:t>
+      </w:r>
+      <w:proofErr w:type="spellEnd"/>
+      <w:r>
+        <w:rPr>
+          <w:sz w:val="24"/>
+          <w:szCs w:val="24"/>
+        </w:rPr>
+        <w:t>, 2020 DOI: 10.1109/IoTDI49375.2020.00020</w:t>
+      </w:r>
+    </w:p>
+    <w:p>
+      <w:pPr>
+        <w:tabs>
+          <w:tab w:val="left" w:pos="621"/>
+          <w:tab w:val="left" w:pos="623"/>
+        </w:tabs>
+        <w:spacing w:after="100" w:line="235" w:lineRule="auto"/>
+        <w:ind w:left="306"/>
+        <w:jc w:val="both"/>
+        <w:rPr>
+          <w:sz w:val="24"/>
+          <w:szCs w:val="24"/>
+        </w:rPr>
+      </w:pPr>
+      <w:r>
+        <w:rPr>
+          <w:sz w:val="24"/>
+          <w:szCs w:val="24"/>
+        </w:rPr>
+        <w:t xml:space="preserve">[7] R. </w:t>
+      </w:r>
+      <w:proofErr w:type="spellStart"/>
+      <w:r>
+        <w:rPr>
+          <w:sz w:val="24"/>
+          <w:szCs w:val="24"/>
+        </w:rPr>
+        <w:t>Trimananda</w:t>
+      </w:r>
+      <w:proofErr w:type="spellEnd"/>
+      <w:r>
+        <w:rPr>
+          <w:sz w:val="24"/>
+          <w:szCs w:val="24"/>
+        </w:rPr>
+        <w:t xml:space="preserve">, A. Markopoulou, </w:t>
+      </w:r>
+      <w:proofErr w:type="gramStart"/>
+      <w:r>
+        <w:rPr>
+          <w:sz w:val="24"/>
+          <w:szCs w:val="24"/>
+        </w:rPr>
+        <w:t>et al.,“</w:t>
+      </w:r>
+      <w:proofErr w:type="spellStart"/>
+      <w:proofErr w:type="gramEnd"/>
+      <w:r>
+        <w:rPr>
+          <w:sz w:val="24"/>
+          <w:szCs w:val="24"/>
+        </w:rPr>
+        <w:t>PingPong</w:t>
+      </w:r>
+      <w:proofErr w:type="spellEnd"/>
+      <w:r>
+        <w:rPr>
+          <w:sz w:val="24"/>
+          <w:szCs w:val="24"/>
+        </w:rPr>
+        <w:t>: Packet-Level Signatures for Smart Home Device Events,” NDSS, 2020, DOI: 10.14722/ndss.2020.24097</w:t>
+      </w:r>
+    </w:p>
+    <w:p>
+      <w:pPr>
+        <w:tabs>
+          <w:tab w:val="left" w:pos="621"/>
+          <w:tab w:val="left" w:pos="623"/>
+        </w:tabs>
+        <w:spacing w:after="100" w:line="235" w:lineRule="auto"/>
+        <w:ind w:left="306"/>
+        <w:jc w:val="both"/>
+        <w:rPr>
+          <w:sz w:val="24"/>
+          <w:szCs w:val="24"/>
+        </w:rPr>
+      </w:pPr>
+      <w:r>
+        <w:rPr>
+          <w:sz w:val="24"/>
+          <w:szCs w:val="24"/>
+        </w:rPr>
+        <w:t xml:space="preserve">[8] W. Zhang </w:t>
+      </w:r>
+      <w:proofErr w:type="gramStart"/>
+      <w:r>
+        <w:rPr>
+          <w:sz w:val="24"/>
+          <w:szCs w:val="24"/>
+        </w:rPr>
+        <w:t>et al.,“</w:t>
+      </w:r>
+      <w:proofErr w:type="spellStart"/>
+      <w:proofErr w:type="gramEnd"/>
+      <w:r>
+        <w:rPr>
+          <w:sz w:val="24"/>
+          <w:szCs w:val="24"/>
+        </w:rPr>
+        <w:t>HoMonit</w:t>
+      </w:r>
+      <w:proofErr w:type="spellEnd"/>
+      <w:r>
+        <w:rPr>
+          <w:sz w:val="24"/>
+          <w:szCs w:val="24"/>
+        </w:rPr>
+        <w:t>: Monitoring Smart Home Apps from Encrypted Traffic,” ACM CCS, 2018, DOI: 10.1145/3243734.3243814</w:t>
+      </w:r>
+    </w:p>
+    <w:p>
+      <w:pPr>
+        <w:tabs>
+          <w:tab w:val="left" w:pos="621"/>
+          <w:tab w:val="left" w:pos="623"/>
+        </w:tabs>
+        <w:spacing w:after="100" w:line="235" w:lineRule="auto"/>
+        <w:ind w:left="306"/>
+        <w:jc w:val="both"/>
+        <w:rPr>
+          <w:sz w:val="24"/>
+          <w:szCs w:val="24"/>
+        </w:rPr>
+      </w:pPr>
+      <w:r>
+        <w:rPr>
+          <w:sz w:val="24"/>
+          <w:szCs w:val="24"/>
+        </w:rPr>
+        <w:t xml:space="preserve">[9] R. </w:t>
+      </w:r>
+      <w:proofErr w:type="spellStart"/>
+      <w:r>
+        <w:rPr>
+          <w:sz w:val="24"/>
+          <w:szCs w:val="24"/>
+        </w:rPr>
+        <w:t>Trimananda</w:t>
+      </w:r>
+      <w:proofErr w:type="spellEnd"/>
+      <w:r>
+        <w:rPr>
+          <w:sz w:val="24"/>
+          <w:szCs w:val="24"/>
+        </w:rPr>
+        <w:t xml:space="preserve"> </w:t>
+      </w:r>
+      <w:proofErr w:type="gramStart"/>
+      <w:r>
+        <w:rPr>
+          <w:sz w:val="24"/>
+          <w:szCs w:val="24"/>
+        </w:rPr>
+        <w:t xml:space="preserve">et </w:t>
+      </w:r>
+      <w:proofErr w:type="spellStart"/>
+      <w:r>
+        <w:rPr>
+          <w:sz w:val="24"/>
+          <w:szCs w:val="24"/>
+        </w:rPr>
+        <w:t>al.,“</w:t>
+      </w:r>
+      <w:proofErr w:type="gramEnd"/>
+      <w:r>
+        <w:rPr>
+          <w:sz w:val="24"/>
+          <w:szCs w:val="24"/>
+        </w:rPr>
+        <w:t>Packet</w:t>
+      </w:r>
+      <w:proofErr w:type="spellEnd"/>
+      <w:r>
+        <w:rPr>
+          <w:sz w:val="24"/>
+          <w:szCs w:val="24"/>
+        </w:rPr>
+        <w:t>-Level Signatures for Smart Home Devices (Supplement),” NDSS Supplemental, 2020. Available: https://www.ndss-symposium.org/wp-content/uploads/2020/02/24097-paper.pdf</w:t>
+      </w:r>
+    </w:p>
+    <w:p>
+      <w:pPr>
+        <w:tabs>
+          <w:tab w:val="left" w:pos="621"/>
+          <w:tab w:val="left" w:pos="623"/>
+        </w:tabs>
+        <w:spacing w:after="100" w:line="235" w:lineRule="auto"/>
+        <w:ind w:left="306"/>
+        <w:jc w:val="both"/>
+        <w:rPr>
+          <w:sz w:val="24"/>
+          <w:szCs w:val="24"/>
+        </w:rPr>
+      </w:pPr>
+      <w:r>
+        <w:rPr>
+          <w:sz w:val="24"/>
+          <w:szCs w:val="24"/>
+        </w:rPr>
+        <w:t xml:space="preserve">[10] N. Apthorpe </w:t>
+      </w:r>
+      <w:proofErr w:type="gramStart"/>
+      <w:r>
+        <w:rPr>
+          <w:sz w:val="24"/>
+          <w:szCs w:val="24"/>
+        </w:rPr>
+        <w:t xml:space="preserve">et </w:t>
+      </w:r>
+      <w:proofErr w:type="spellStart"/>
+      <w:r>
+        <w:rPr>
+          <w:sz w:val="24"/>
+          <w:szCs w:val="24"/>
+        </w:rPr>
+        <w:t>al.,“</w:t>
+      </w:r>
+      <w:proofErr w:type="gramEnd"/>
+      <w:r>
+        <w:rPr>
+          <w:sz w:val="24"/>
+          <w:szCs w:val="24"/>
+        </w:rPr>
+        <w:t>IoT</w:t>
+      </w:r>
+      <w:proofErr w:type="spellEnd"/>
+      <w:r>
+        <w:rPr>
+          <w:sz w:val="24"/>
+          <w:szCs w:val="24"/>
+        </w:rPr>
+        <w:t xml:space="preserve"> Inspector: Crowdsourcing Labeled Network Traffic from Smart Home Devices,” IMC, 2019, DOI: 10.1145/3355369.3355587</w:t>
+      </w:r>
+    </w:p>
+    <w:p>
+      <w:pPr>
+        <w:tabs>
+          <w:tab w:val="left" w:pos="621"/>
+          <w:tab w:val="left" w:pos="623"/>
+        </w:tabs>
+        <w:spacing w:after="100" w:line="235" w:lineRule="auto"/>
+        <w:ind w:left="306"/>
+        <w:jc w:val="both"/>
+        <w:rPr>
+          <w:sz w:val="24"/>
+          <w:szCs w:val="24"/>
+        </w:rPr>
+      </w:pPr>
+      <w:r>
+        <w:rPr>
+          <w:sz w:val="24"/>
+          <w:szCs w:val="24"/>
+        </w:rPr>
+        <w:t xml:space="preserve">[11] M. Ammar, G. Russello, and B. </w:t>
+      </w:r>
+      <w:proofErr w:type="spellStart"/>
+      <w:proofErr w:type="gramStart"/>
+      <w:r>
+        <w:rPr>
+          <w:sz w:val="24"/>
+          <w:szCs w:val="24"/>
+        </w:rPr>
+        <w:t>Crispo,“</w:t>
+      </w:r>
+      <w:proofErr w:type="gramEnd"/>
+      <w:r>
+        <w:rPr>
+          <w:sz w:val="24"/>
+          <w:szCs w:val="24"/>
+        </w:rPr>
+        <w:t>Internet</w:t>
+      </w:r>
+      <w:proofErr w:type="spellEnd"/>
+      <w:r>
+        <w:rPr>
+          <w:sz w:val="24"/>
+          <w:szCs w:val="24"/>
+        </w:rPr>
+        <w:t xml:space="preserve"> of Things: A survey on the security of IoT frameworks,” Journal of Information Security and Applications, vol. 38, pp. 8–27, </w:t>
+      </w:r>
+      <w:proofErr w:type="gramStart"/>
+      <w:r>
+        <w:rPr>
+          <w:sz w:val="24"/>
+          <w:szCs w:val="24"/>
+        </w:rPr>
+        <w:t>2018,DOI</w:t>
+      </w:r>
+      <w:proofErr w:type="gramEnd"/>
+      <w:r>
+        <w:rPr>
+          <w:sz w:val="24"/>
+          <w:szCs w:val="24"/>
+        </w:rPr>
+        <w:t>: 10.1016/j.jisa.2017.11.002</w:t>
+      </w:r>
+    </w:p>
+    <w:p>
+      <w:pPr>
         <w:tabs>
           <w:tab w:val="left" w:pos="621"/>
           <w:tab w:val="left" w:pos="623"/>
         </w:tabs>
         <w:spacing w:before="100" w:line="235" w:lineRule="auto"/>
-        <w:ind w:left="640" w:right="306" w:hanging="334"/>
-        <w:rPr>
-          <w:sz w:val="24"/>
-          <w:szCs w:val="24"/>
-        </w:rPr>
-      </w:pPr>
-      <w:r>
-        <w:rPr>
-          <w:sz w:val="24"/>
-          <w:szCs w:val="24"/>
-        </w:rPr>
-        <w:t xml:space="preserve">O. A. Waraga, M. Bettayeb, Q. Nasir, and M. Abu Talib, “Design and implementation of automated IoT security testbed,” Computers &amp; Security, vol. 88, 2020. </w:t>
-      </w:r>
-    </w:p>
-    <w:p>
-      <w:pPr>
-        <w:pStyle w:val="ListParagraph"/>
-        <w:numPr>
-          <w:ilvl w:val="0"/>
-          <w:numId w:val="10"/>
-        </w:numPr>
+        <w:ind w:left="306" w:right="873"/>
+        <w:jc w:val="both"/>
+        <w:rPr>
+          <w:sz w:val="24"/>
+          <w:szCs w:val="24"/>
+        </w:rPr>
+      </w:pPr>
+    </w:p>
+    <w:p>
+      <w:pPr>
         <w:tabs>
           <w:tab w:val="left" w:pos="621"/>
           <w:tab w:val="left" w:pos="623"/>
         </w:tabs>
-        <w:spacing w:before="100" w:line="235" w:lineRule="auto"/>
-        <w:ind w:left="640" w:right="306" w:hanging="334"/>
-        <w:rPr>
-          <w:sz w:val="24"/>
-          <w:szCs w:val="24"/>
-        </w:rPr>
-      </w:pPr>
-      <w:r>
-        <w:rPr>
-          <w:sz w:val="24"/>
-          <w:szCs w:val="24"/>
-        </w:rPr>
-        <w:t xml:space="preserve">S. Siboni et al., “Security Testbed for the Internet of Things,” arXiv:1610.05971, 2016. </w:t>
-      </w:r>
-    </w:p>
-    <w:p>
-      <w:pPr>
-        <w:pStyle w:val="ListParagraph"/>
-        <w:numPr>
-          <w:ilvl w:val="0"/>
-          <w:numId w:val="10"/>
-        </w:numPr>
+        <w:spacing w:after="100" w:line="235" w:lineRule="auto"/>
+        <w:ind w:left="306" w:right="873"/>
+        <w:jc w:val="both"/>
+        <w:rPr>
+          <w:sz w:val="24"/>
+          <w:szCs w:val="24"/>
+        </w:rPr>
+      </w:pPr>
+      <w:r>
+        <w:rPr>
+          <w:sz w:val="24"/>
+          <w:szCs w:val="24"/>
+        </w:rPr>
+        <w:t xml:space="preserve">[12] “A Testbed for Security and Privacy Analysis of IoT </w:t>
+      </w:r>
+      <w:proofErr w:type="spellStart"/>
+      <w:r>
+        <w:rPr>
+          <w:sz w:val="24"/>
+          <w:szCs w:val="24"/>
+        </w:rPr>
+        <w:t>Devices</w:t>
+      </w:r>
+      <w:proofErr w:type="gramStart"/>
+      <w:r>
+        <w:rPr>
+          <w:sz w:val="24"/>
+          <w:szCs w:val="24"/>
+        </w:rPr>
+        <w:t>.”Available</w:t>
+      </w:r>
+      <w:proofErr w:type="spellEnd"/>
+      <w:proofErr w:type="gramEnd"/>
+      <w:r>
+        <w:rPr>
+          <w:sz w:val="24"/>
+          <w:szCs w:val="24"/>
+        </w:rPr>
+        <w:t xml:space="preserve">: </w:t>
+      </w:r>
+      <w:hyperlink r:id="rId25" w:history="1">
+        <w:r>
+          <w:rPr>
+            <w:rStyle w:val="Hyperlink"/>
+            <w:sz w:val="24"/>
+            <w:szCs w:val="24"/>
+          </w:rPr>
+          <w:t>https://www.researchgate.net</w:t>
+        </w:r>
+      </w:hyperlink>
+    </w:p>
+    <w:p>
+      <w:pPr>
         <w:tabs>
           <w:tab w:val="left" w:pos="621"/>
           <w:tab w:val="left" w:pos="623"/>
         </w:tabs>
-        <w:spacing w:before="100" w:line="235" w:lineRule="auto"/>
-        <w:ind w:left="640" w:right="306" w:hanging="334"/>
-        <w:rPr>
-          <w:sz w:val="24"/>
-          <w:szCs w:val="24"/>
-        </w:rPr>
-      </w:pPr>
-      <w:r>
-        <w:rPr>
-          <w:sz w:val="24"/>
-          <w:szCs w:val="24"/>
-        </w:rPr>
-        <w:t xml:space="preserve">Z. Fang et al., “IOTA: A Framework for Analyzing System-Level Security of IoTs,” IoTDI, 2022. </w:t>
-      </w:r>
-    </w:p>
-    <w:p>
-      <w:pPr>
-        <w:pStyle w:val="ListParagraph"/>
-        <w:numPr>
-          <w:ilvl w:val="0"/>
-          <w:numId w:val="10"/>
-        </w:numPr>
+        <w:spacing w:after="100" w:line="235" w:lineRule="auto"/>
+        <w:ind w:left="306" w:right="873"/>
+        <w:jc w:val="both"/>
+        <w:rPr>
+          <w:sz w:val="24"/>
+          <w:szCs w:val="24"/>
+        </w:rPr>
+      </w:pPr>
+      <w:r>
+        <w:rPr>
+          <w:sz w:val="24"/>
+          <w:szCs w:val="24"/>
+        </w:rPr>
+        <w:t xml:space="preserve">[13] OWASP Foundation and </w:t>
+      </w:r>
+      <w:proofErr w:type="spellStart"/>
+      <w:proofErr w:type="gramStart"/>
+      <w:r>
+        <w:rPr>
+          <w:sz w:val="24"/>
+          <w:szCs w:val="24"/>
+        </w:rPr>
+        <w:t>NIST,“</w:t>
+      </w:r>
+      <w:proofErr w:type="gramEnd"/>
+      <w:r>
+        <w:rPr>
+          <w:sz w:val="24"/>
+          <w:szCs w:val="24"/>
+        </w:rPr>
+        <w:t>IoT</w:t>
+      </w:r>
+      <w:proofErr w:type="spellEnd"/>
+      <w:r>
+        <w:rPr>
+          <w:sz w:val="24"/>
+          <w:szCs w:val="24"/>
+        </w:rPr>
+        <w:t xml:space="preserve"> Security Guidelines and Best Practices</w:t>
+      </w:r>
+      <w:proofErr w:type="gramStart"/>
+      <w:r>
+        <w:rPr>
+          <w:sz w:val="24"/>
+          <w:szCs w:val="24"/>
+        </w:rPr>
+        <w:t>.”Available</w:t>
+      </w:r>
+      <w:proofErr w:type="gramEnd"/>
+      <w:r>
+        <w:rPr>
+          <w:sz w:val="24"/>
+          <w:szCs w:val="24"/>
+        </w:rPr>
+        <w:t>:https://owasp.org/www-project-internet-of-things/Available: https://www.nist.gov/publications</w:t>
+      </w:r>
+    </w:p>
+    <w:p>
+      <w:pPr>
         <w:tabs>
           <w:tab w:val="left" w:pos="621"/>
           <w:tab w:val="left" w:pos="623"/>
         </w:tabs>
-        <w:spacing w:before="100" w:line="235" w:lineRule="auto"/>
-        <w:ind w:left="640" w:right="306" w:hanging="334"/>
-        <w:rPr>
-          <w:sz w:val="24"/>
-          <w:szCs w:val="24"/>
-        </w:rPr>
-      </w:pPr>
-      <w:r>
-        <w:rPr>
-          <w:sz w:val="24"/>
-          <w:szCs w:val="24"/>
-        </w:rPr>
-        <w:t xml:space="preserve">O. Alrawi et al., “YourThings: A Comprehensive Annotated Dataset of Smart-Home Device Traffic,” ACSAC, 2022. </w:t>
-      </w:r>
-    </w:p>
-    <w:p>
-      <w:pPr>
-        <w:pStyle w:val="ListParagraph"/>
-        <w:numPr>
-          <w:ilvl w:val="0"/>
-          <w:numId w:val="10"/>
-        </w:numPr>
+        <w:spacing w:after="100" w:line="235" w:lineRule="auto"/>
+        <w:ind w:left="306" w:right="873"/>
+        <w:jc w:val="both"/>
+        <w:rPr>
+          <w:sz w:val="24"/>
+          <w:szCs w:val="24"/>
+        </w:rPr>
+      </w:pPr>
+      <w:r>
+        <w:rPr>
+          <w:sz w:val="24"/>
+          <w:szCs w:val="24"/>
+        </w:rPr>
+        <w:t xml:space="preserve">[14] M. Bures, B. S. Ahmed, </w:t>
+      </w:r>
+      <w:proofErr w:type="gramStart"/>
+      <w:r>
+        <w:rPr>
+          <w:sz w:val="24"/>
+          <w:szCs w:val="24"/>
+        </w:rPr>
+        <w:t>et al.,“</w:t>
+      </w:r>
+      <w:proofErr w:type="spellStart"/>
+      <w:proofErr w:type="gramEnd"/>
+      <w:r>
+        <w:rPr>
+          <w:sz w:val="24"/>
+          <w:szCs w:val="24"/>
+        </w:rPr>
+        <w:t>VFuzz</w:t>
+      </w:r>
+      <w:proofErr w:type="spellEnd"/>
+      <w:r>
+        <w:rPr>
+          <w:sz w:val="24"/>
+          <w:szCs w:val="24"/>
+        </w:rPr>
+        <w:t xml:space="preserve">: Discovering Security Flaws in Smart Homes,” </w:t>
+      </w:r>
+      <w:proofErr w:type="gramStart"/>
+      <w:r>
+        <w:rPr>
+          <w:sz w:val="24"/>
+          <w:szCs w:val="24"/>
+        </w:rPr>
+        <w:t>2021.Available:https://github.com/CNK2100/</w:t>
+      </w:r>
+      <w:proofErr w:type="spellStart"/>
+      <w:r>
+        <w:rPr>
+          <w:sz w:val="24"/>
+          <w:szCs w:val="24"/>
+        </w:rPr>
+        <w:t>VFuzz</w:t>
+      </w:r>
+      <w:proofErr w:type="spellEnd"/>
+      <w:r>
+        <w:rPr>
+          <w:sz w:val="24"/>
+          <w:szCs w:val="24"/>
+        </w:rPr>
+        <w:t>-public</w:t>
+      </w:r>
+      <w:proofErr w:type="gramEnd"/>
+    </w:p>
+    <w:p>
+      <w:pPr>
         <w:tabs>
           <w:tab w:val="left" w:pos="621"/>
           <w:tab w:val="left" w:pos="623"/>
         </w:tabs>
-        <w:spacing w:before="100" w:line="235" w:lineRule="auto"/>
-        <w:ind w:left="640" w:right="306" w:hanging="334"/>
-        <w:rPr>
-          <w:sz w:val="24"/>
-          <w:szCs w:val="24"/>
-        </w:rPr>
-      </w:pPr>
-      <w:r>
-        <w:rPr>
-          <w:sz w:val="24"/>
-          <w:szCs w:val="24"/>
-        </w:rPr>
-        <w:t xml:space="preserve">Y. Li, A. M. Mandalari, and I. Straw, “Who Let the Smart Toaster Hack the </w:t>
+        <w:spacing w:after="100" w:line="235" w:lineRule="auto"/>
+        <w:ind w:left="306" w:right="873"/>
+        <w:jc w:val="both"/>
+        <w:rPr>
+          <w:sz w:val="24"/>
+          <w:szCs w:val="24"/>
+        </w:rPr>
+      </w:pPr>
+      <w:r>
+        <w:rPr>
+          <w:sz w:val="24"/>
+          <w:szCs w:val="24"/>
+        </w:rPr>
+        <w:t>[</w:t>
       </w:r>
       <w:proofErr w:type="gramStart"/>
       <w:r>
@@ -8133,7 +9085,7 @@
           <w:sz w:val="24"/>
           <w:szCs w:val="24"/>
         </w:rPr>
-        <w:t>House?,</w:t>
+        <w:t>15]“</w:t>
       </w:r>
       <w:proofErr w:type="gramEnd"/>
       <w:r>
@@ -8141,321 +9093,93 @@
           <w:sz w:val="24"/>
           <w:szCs w:val="24"/>
         </w:rPr>
-        <w:t xml:space="preserve">” arXiv:2306.09017, 2023. </w:t>
-      </w:r>
-    </w:p>
-    <w:p>
-      <w:pPr>
-        <w:pStyle w:val="ListParagraph"/>
-        <w:numPr>
-          <w:ilvl w:val="0"/>
-          <w:numId w:val="10"/>
-        </w:numPr>
+        <w:t xml:space="preserve">CICIoT2023: A Real-Time Dataset and Benchmark for IoT Attack Detection,” Sensors, vol. 23, no. 13, </w:t>
+      </w:r>
+      <w:proofErr w:type="gramStart"/>
+      <w:r>
+        <w:rPr>
+          <w:sz w:val="24"/>
+          <w:szCs w:val="24"/>
+        </w:rPr>
+        <w:t>2023,DOI</w:t>
+      </w:r>
+      <w:proofErr w:type="gramEnd"/>
+      <w:r>
+        <w:rPr>
+          <w:sz w:val="24"/>
+          <w:szCs w:val="24"/>
+        </w:rPr>
+        <w:t>: 10.3390/s23135941</w:t>
+      </w:r>
+    </w:p>
+    <w:p>
+      <w:pPr>
         <w:tabs>
           <w:tab w:val="left" w:pos="621"/>
           <w:tab w:val="left" w:pos="623"/>
         </w:tabs>
-        <w:spacing w:before="100" w:line="235" w:lineRule="auto"/>
-        <w:ind w:left="640" w:right="306" w:hanging="334"/>
-        <w:rPr>
-          <w:sz w:val="24"/>
-          <w:szCs w:val="24"/>
-        </w:rPr>
-      </w:pPr>
-      <w:r>
-        <w:rPr>
-          <w:sz w:val="24"/>
-          <w:szCs w:val="24"/>
-        </w:rPr>
-        <w:t xml:space="preserve">M. H. Mazhar and Z. Shafiq, “Characterizing Smart Home IoT Traffic in the Wild,” arXiv:2001.08288, 2020. </w:t>
-      </w:r>
-    </w:p>
-    <w:p>
-      <w:pPr>
-        <w:pStyle w:val="ListParagraph"/>
-        <w:numPr>
-          <w:ilvl w:val="0"/>
-          <w:numId w:val="10"/>
-        </w:numPr>
-        <w:tabs>
-          <w:tab w:val="left" w:pos="621"/>
-          <w:tab w:val="left" w:pos="623"/>
-        </w:tabs>
-        <w:spacing w:before="100" w:line="235" w:lineRule="auto"/>
-        <w:ind w:left="640" w:right="306" w:hanging="334"/>
-        <w:rPr>
-          <w:sz w:val="24"/>
-          <w:szCs w:val="24"/>
-        </w:rPr>
-      </w:pPr>
-      <w:r>
-        <w:rPr>
-          <w:sz w:val="24"/>
-          <w:szCs w:val="24"/>
-        </w:rPr>
-        <w:t>R. Trimananda et al., “PingPong: Packet-Level Signatures for Smart Home Device Events,” NDSS, 2020.</w:t>
-      </w:r>
-    </w:p>
-    <w:p>
-      <w:pPr>
-        <w:pStyle w:val="ListParagraph"/>
-        <w:numPr>
-          <w:ilvl w:val="0"/>
-          <w:numId w:val="10"/>
-        </w:numPr>
-        <w:tabs>
-          <w:tab w:val="left" w:pos="621"/>
-          <w:tab w:val="left" w:pos="623"/>
-        </w:tabs>
-        <w:spacing w:before="100" w:line="235" w:lineRule="auto"/>
-        <w:ind w:left="640" w:right="306" w:hanging="334"/>
-        <w:rPr>
-          <w:sz w:val="24"/>
-          <w:szCs w:val="24"/>
-        </w:rPr>
-      </w:pPr>
-      <w:r>
-        <w:rPr>
-          <w:sz w:val="24"/>
-          <w:szCs w:val="24"/>
-        </w:rPr>
-        <w:t xml:space="preserve">W. Zhang et al., “HoMonit: Monitoring Smart Home Apps from Encrypted Traffic,” ACM CCS, 2018. </w:t>
-      </w:r>
-    </w:p>
-    <w:p>
-      <w:pPr>
-        <w:pStyle w:val="ListParagraph"/>
-        <w:numPr>
-          <w:ilvl w:val="0"/>
-          <w:numId w:val="10"/>
-        </w:numPr>
-        <w:tabs>
-          <w:tab w:val="left" w:pos="621"/>
-          <w:tab w:val="left" w:pos="623"/>
-        </w:tabs>
-        <w:spacing w:before="100" w:line="235" w:lineRule="auto"/>
-        <w:ind w:left="640" w:right="306" w:hanging="334"/>
-        <w:rPr>
-          <w:sz w:val="24"/>
-          <w:szCs w:val="24"/>
-        </w:rPr>
-      </w:pPr>
-      <w:r>
-        <w:rPr>
-          <w:sz w:val="24"/>
-          <w:szCs w:val="24"/>
-        </w:rPr>
-        <w:t xml:space="preserve">NDSS Supplemental: Packet-Level Signatures for Smart Home Devices, 2020. </w:t>
-      </w:r>
-    </w:p>
-    <w:p>
-      <w:pPr>
-        <w:pStyle w:val="ListParagraph"/>
-        <w:numPr>
-          <w:ilvl w:val="0"/>
-          <w:numId w:val="10"/>
-        </w:numPr>
-        <w:tabs>
-          <w:tab w:val="left" w:pos="621"/>
-          <w:tab w:val="left" w:pos="623"/>
-        </w:tabs>
-        <w:spacing w:before="100" w:line="235" w:lineRule="auto"/>
-        <w:ind w:left="640" w:right="306" w:hanging="334"/>
-        <w:rPr>
-          <w:sz w:val="24"/>
-          <w:szCs w:val="24"/>
-        </w:rPr>
-      </w:pPr>
-      <w:r>
-        <w:rPr>
-          <w:sz w:val="24"/>
-          <w:szCs w:val="24"/>
-        </w:rPr>
-        <w:t xml:space="preserve">IoT Inspector: Crowdsourcing Labeled Network Traffic from Smart Home Devices, arXiv, 2019. </w:t>
-      </w:r>
-    </w:p>
-    <w:p>
-      <w:pPr>
-        <w:pStyle w:val="ListParagraph"/>
-        <w:numPr>
-          <w:ilvl w:val="0"/>
-          <w:numId w:val="10"/>
-        </w:numPr>
-        <w:tabs>
-          <w:tab w:val="left" w:pos="621"/>
-          <w:tab w:val="left" w:pos="623"/>
-        </w:tabs>
-        <w:spacing w:before="100" w:line="235" w:lineRule="auto"/>
-        <w:ind w:left="640" w:right="306" w:hanging="334"/>
-        <w:rPr>
-          <w:sz w:val="24"/>
-          <w:szCs w:val="24"/>
-        </w:rPr>
-      </w:pPr>
-      <w:r>
-        <w:rPr>
-          <w:sz w:val="24"/>
-          <w:szCs w:val="24"/>
-        </w:rPr>
-        <w:t xml:space="preserve">O. A. Waraga et al., “Automated IoT Security Testbed,” Elsevier, 2020. </w:t>
-      </w:r>
-    </w:p>
-    <w:p>
-      <w:pPr>
-        <w:pStyle w:val="ListParagraph"/>
-        <w:numPr>
-          <w:ilvl w:val="0"/>
-          <w:numId w:val="10"/>
-        </w:numPr>
-        <w:tabs>
-          <w:tab w:val="left" w:pos="621"/>
-          <w:tab w:val="left" w:pos="623"/>
-        </w:tabs>
-        <w:spacing w:before="100" w:line="235" w:lineRule="auto"/>
-        <w:ind w:left="640" w:right="306" w:hanging="334"/>
-        <w:rPr>
-          <w:sz w:val="24"/>
-          <w:szCs w:val="24"/>
-        </w:rPr>
-      </w:pPr>
-      <w:r>
-        <w:rPr>
-          <w:sz w:val="24"/>
-          <w:szCs w:val="24"/>
-        </w:rPr>
-        <w:t xml:space="preserve">A Testbed for Security and Privacy Analysis of IoT Devices,” Conference Paper. </w:t>
-      </w:r>
-    </w:p>
-    <w:p>
-      <w:pPr>
-        <w:pStyle w:val="ListParagraph"/>
-        <w:numPr>
-          <w:ilvl w:val="0"/>
-          <w:numId w:val="10"/>
-        </w:numPr>
-        <w:tabs>
-          <w:tab w:val="left" w:pos="621"/>
-          <w:tab w:val="left" w:pos="623"/>
-        </w:tabs>
-        <w:spacing w:before="100" w:line="235" w:lineRule="auto"/>
-        <w:ind w:left="640" w:right="306" w:hanging="334"/>
-        <w:rPr>
-          <w:sz w:val="24"/>
-          <w:szCs w:val="24"/>
-        </w:rPr>
-      </w:pPr>
-      <w:r>
-        <w:rPr>
-          <w:sz w:val="24"/>
-          <w:szCs w:val="24"/>
-        </w:rPr>
-        <w:t xml:space="preserve">OWASP IoT Project &amp; NIST Guidelines for IoT Security, 2021. </w:t>
-      </w:r>
-    </w:p>
-    <w:p>
-      <w:pPr>
-        <w:pStyle w:val="ListParagraph"/>
-        <w:numPr>
-          <w:ilvl w:val="0"/>
-          <w:numId w:val="10"/>
-        </w:numPr>
-        <w:tabs>
-          <w:tab w:val="left" w:pos="621"/>
-          <w:tab w:val="left" w:pos="623"/>
-        </w:tabs>
-        <w:spacing w:before="100" w:line="235" w:lineRule="auto"/>
-        <w:ind w:left="640" w:right="306" w:hanging="334"/>
-        <w:rPr>
-          <w:sz w:val="24"/>
-          <w:szCs w:val="24"/>
-        </w:rPr>
-      </w:pPr>
-      <w:r>
-        <w:rPr>
-          <w:sz w:val="24"/>
-          <w:szCs w:val="24"/>
-        </w:rPr>
-        <w:t xml:space="preserve">I. Ciccio et al., “CICIoT2023: A Real-Time Dataset and Benchmark for IoT Attack Detection,” Sensors, 2023. </w:t>
-      </w:r>
-    </w:p>
-    <w:p>
-      <w:pPr>
-        <w:pStyle w:val="ListParagraph"/>
-        <w:numPr>
-          <w:ilvl w:val="0"/>
-          <w:numId w:val="10"/>
-        </w:numPr>
-        <w:tabs>
-          <w:tab w:val="left" w:pos="621"/>
-          <w:tab w:val="left" w:pos="623"/>
-        </w:tabs>
-        <w:spacing w:before="100" w:line="235" w:lineRule="auto"/>
-        <w:ind w:left="640" w:right="306" w:hanging="334"/>
-        <w:rPr>
-          <w:sz w:val="24"/>
-          <w:szCs w:val="24"/>
-        </w:rPr>
-      </w:pPr>
-      <w:r>
-        <w:rPr>
-          <w:sz w:val="24"/>
-          <w:szCs w:val="24"/>
-        </w:rPr>
-        <w:t xml:space="preserve">A. Sivanathan et al., “Experimental Evaluation of Cybersecurity Threats to Consumer IoT Devices.” </w:t>
-      </w:r>
-    </w:p>
-    <w:p>
-      <w:pPr>
-        <w:tabs>
-          <w:tab w:val="left" w:pos="621"/>
-          <w:tab w:val="left" w:pos="623"/>
-        </w:tabs>
-        <w:spacing w:before="100" w:line="235" w:lineRule="auto"/>
-        <w:ind w:right="306"/>
-        <w:rPr>
-          <w:sz w:val="24"/>
-          <w:szCs w:val="24"/>
-        </w:rPr>
-      </w:pPr>
-    </w:p>
-    <w:p>
-      <w:pPr>
-        <w:tabs>
-          <w:tab w:val="left" w:pos="621"/>
-          <w:tab w:val="left" w:pos="623"/>
-        </w:tabs>
-        <w:spacing w:before="100" w:line="235" w:lineRule="auto"/>
-        <w:ind w:right="306"/>
-        <w:rPr>
-          <w:sz w:val="24"/>
-          <w:szCs w:val="24"/>
-        </w:rPr>
-      </w:pPr>
-    </w:p>
-    <w:p>
-      <w:pPr>
-        <w:pStyle w:val="ListParagraph"/>
-        <w:numPr>
-          <w:ilvl w:val="0"/>
-          <w:numId w:val="10"/>
-        </w:numPr>
-        <w:tabs>
-          <w:tab w:val="left" w:pos="621"/>
-          <w:tab w:val="left" w:pos="623"/>
-        </w:tabs>
-        <w:spacing w:before="100" w:line="235" w:lineRule="auto"/>
-        <w:ind w:left="640" w:right="873" w:hanging="334"/>
-        <w:rPr>
-          <w:sz w:val="24"/>
-          <w:szCs w:val="24"/>
-        </w:rPr>
-      </w:pPr>
-      <w:r>
-        <w:rPr>
-          <w:sz w:val="24"/>
-          <w:szCs w:val="24"/>
-        </w:rPr>
-        <w:t xml:space="preserve">M. Hodo et al., “Threat analysis of IoT networks using machine learning intrusion detection system,” ICITST, 2016. </w:t>
+        <w:spacing w:after="100" w:line="235" w:lineRule="auto"/>
+        <w:ind w:left="306" w:right="873"/>
+        <w:jc w:val="both"/>
+        <w:rPr>
+          <w:sz w:val="24"/>
+          <w:szCs w:val="24"/>
+        </w:rPr>
+      </w:pPr>
+      <w:r>
+        <w:rPr>
+          <w:sz w:val="24"/>
+          <w:szCs w:val="24"/>
+        </w:rPr>
+        <w:t xml:space="preserve">[16] A. Sivanathan, M. Loi, </w:t>
+      </w:r>
+      <w:proofErr w:type="gramStart"/>
+      <w:r>
+        <w:rPr>
+          <w:sz w:val="24"/>
+          <w:szCs w:val="24"/>
+        </w:rPr>
+        <w:t xml:space="preserve">et </w:t>
+      </w:r>
+      <w:proofErr w:type="spellStart"/>
+      <w:r>
+        <w:rPr>
+          <w:sz w:val="24"/>
+          <w:szCs w:val="24"/>
+        </w:rPr>
+        <w:t>al.,“</w:t>
+      </w:r>
+      <w:proofErr w:type="gramEnd"/>
+      <w:r>
+        <w:rPr>
+          <w:sz w:val="24"/>
+          <w:szCs w:val="24"/>
+        </w:rPr>
+        <w:t>Experimental</w:t>
+      </w:r>
+      <w:proofErr w:type="spellEnd"/>
+      <w:r>
+        <w:rPr>
+          <w:sz w:val="24"/>
+          <w:szCs w:val="24"/>
+        </w:rPr>
+        <w:t xml:space="preserve"> Evaluation of Cybersecurity Threats to Consumer IoT Devices</w:t>
+      </w:r>
+      <w:proofErr w:type="gramStart"/>
+      <w:r>
+        <w:rPr>
+          <w:sz w:val="24"/>
+          <w:szCs w:val="24"/>
+        </w:rPr>
+        <w:t>,”DOI</w:t>
+      </w:r>
+      <w:proofErr w:type="gramEnd"/>
+      <w:r>
+        <w:rPr>
+          <w:sz w:val="24"/>
+          <w:szCs w:val="24"/>
+        </w:rPr>
+        <w:t>:10.1109/ACCESS.2019.2950568</w:t>
       </w:r>
     </w:p>
     <w:p>
@@ -10389,7 +11113,6 @@
   <w:style w:type="character" w:default="1" w:styleId="DefaultParagraphFont">
     <w:name w:val="Default Paragraph Font"/>
     <w:uiPriority w:val="1"/>
-    <w:semiHidden/>
     <w:unhideWhenUsed/>
   </w:style>
   <w:style w:type="table" w:default="1" w:styleId="TableNormal">
@@ -10567,6 +11290,29 @@
     <w:rPr>
       <w:b/>
       <w:bCs/>
+    </w:rPr>
+  </w:style>
+  <w:style w:type="character" w:styleId="Hyperlink">
+    <w:name w:val="Hyperlink"/>
+    <w:basedOn w:val="DefaultParagraphFont"/>
+    <w:uiPriority w:val="99"/>
+    <w:unhideWhenUsed/>
+    <w:rsid w:val="003A78FC"/>
+    <w:rPr>
+      <w:color w:val="0000FF" w:themeColor="hyperlink"/>
+      <w:u w:val="single"/>
+    </w:rPr>
+  </w:style>
+  <w:style w:type="character" w:styleId="UnresolvedMention">
+    <w:name w:val="Unresolved Mention"/>
+    <w:basedOn w:val="DefaultParagraphFont"/>
+    <w:uiPriority w:val="99"/>
+    <w:semiHidden/>
+    <w:unhideWhenUsed/>
+    <w:rsid w:val="003A78FC"/>
+    <w:rPr>
+      <w:color w:val="605E5C"/>
+      <w:shd w:val="clear" w:color="auto" w:fill="E1DFDD"/>
     </w:rPr>
   </w:style>
 </w:styles>
